--- a/public/assets/files/niestacjonarne/SAI.docx
+++ b/public/assets/files/niestacjonarne/SAI.docx
@@ -523,6 +523,7 @@
                 <w:i w:val="0"/>
                 <w:sz w:val="22"/>
               </w:rPr>
+              <w:t>I</w:t>
             </w:r>
           </w:p>
         </w:tc>
@@ -560,6 +561,7 @@
                 <w:i w:val="0"/>
                 <w:sz w:val="22"/>
               </w:rPr>
+              <w:t>obligatoryjny</w:t>
             </w:r>
           </w:p>
         </w:tc>

--- a/public/assets/files/niestacjonarne/SAI.docx
+++ b/public/assets/files/niestacjonarne/SAI.docx
@@ -681,12 +681,22 @@
         <w:tblW w:w="5000" w:type="pct"/>
       </w:tblPr>
       <w:tblGrid>
-        <w:gridCol w:w="9972"/>
+        <w:gridCol w:w="997"/>
+        <w:gridCol w:w="997"/>
+        <w:gridCol w:w="997"/>
+        <w:gridCol w:w="997"/>
+        <w:gridCol w:w="997"/>
+        <w:gridCol w:w="997"/>
+        <w:gridCol w:w="997"/>
+        <w:gridCol w:w="997"/>
+        <w:gridCol w:w="997"/>
+        <w:gridCol w:w="997"/>
       </w:tblGrid>
       <w:tr>
         <w:tc>
           <w:tcPr>
-            <w:tcW w:type="dxa" w:w="9972"/>
+            <w:tcW w:type="dxa" w:w="9970"/>
+            <w:gridSpan w:val="10"/>
             <w:shd w:val="clear" w:color="auto" w:fill="D9D9D9"/>
           </w:tcPr>
           <w:p>
@@ -705,31 +715,34 @@
           </w:p>
         </w:tc>
       </w:tr>
-    </w:tbl>
-    <w:tbl>
-      <w:tblPr>
-        <w:tblW w:type="auto" w:w="0"/>
-        <w:tblLook w:firstColumn="1" w:firstRow="1" w:lastColumn="0" w:lastRow="0" w:noHBand="0" w:noVBand="1" w:val="04A0"/>
-        <w:tblBorders>
-          <w:top w:val="single" w:sz="4" w:space="0" w:color="000000"/>
-          <w:left w:val="single" w:sz="4" w:space="0" w:color="000000"/>
-          <w:bottom w:val="single" w:sz="4" w:space="0" w:color="000000"/>
-          <w:right w:val="single" w:sz="4" w:space="0" w:color="000000"/>
-          <w:insideH w:val="single" w:sz="4" w:space="0" w:color="000000"/>
-          <w:insideV w:val="single" w:sz="4" w:space="0" w:color="000000"/>
-        </w:tblBorders>
-        <w:tblW w:w="5000" w:type="pct"/>
-      </w:tblPr>
-      <w:tblGrid>
-        <w:gridCol w:w="2493"/>
-        <w:gridCol w:w="2493"/>
-        <w:gridCol w:w="2493"/>
-        <w:gridCol w:w="2493"/>
-      </w:tblGrid>
       <w:tr>
         <w:tc>
           <w:tcPr>
-            <w:tcW w:type="dxa" w:w="2493"/>
+            <w:tcW w:type="dxa" w:w="9970"/>
+            <w:gridSpan w:val="10"/>
+            <w:shd w:val="clear" w:color="auto" w:fill="D9D9D9"/>
+          </w:tcPr>
+          <w:p>
+            <w:pPr>
+              <w:spacing w:before="20" w:after="20"/>
+            </w:pPr>
+            <w:r>
+              <w:rPr>
+                <w:rFonts w:ascii="Aptos" w:hAnsi="Aptos"/>
+                <w:b w:val="0"/>
+                <w:i w:val="0"/>
+                <w:sz w:val="16"/>
+              </w:rPr>
+              <w:t>Wymiar godzinowy (liczba godzin w semestrze)</w:t>
+            </w:r>
+          </w:p>
+        </w:tc>
+      </w:tr>
+      <w:tr>
+        <w:tc>
+          <w:tcPr>
+            <w:tcW w:type="dxa" w:w="1994"/>
+            <w:gridSpan w:val="2"/>
             <w:shd w:val="clear" w:color="auto" w:fill="D9D9D9"/>
           </w:tcPr>
           <w:p>
@@ -749,7 +762,8 @@
         </w:tc>
         <w:tc>
           <w:tcPr>
-            <w:tcW w:type="dxa" w:w="2493"/>
+            <w:tcW w:type="dxa" w:w="2991"/>
+            <w:gridSpan w:val="3"/>
             <w:shd w:val="clear" w:color="auto" w:fill="D9D9D9"/>
           </w:tcPr>
           <w:p>
@@ -769,7 +783,8 @@
         </w:tc>
         <w:tc>
           <w:tcPr>
-            <w:tcW w:type="dxa" w:w="2493"/>
+            <w:tcW w:type="dxa" w:w="2991"/>
+            <w:gridSpan w:val="3"/>
             <w:shd w:val="clear" w:color="auto" w:fill="D9D9D9"/>
           </w:tcPr>
           <w:p>
@@ -789,7 +804,8 @@
         </w:tc>
         <w:tc>
           <w:tcPr>
-            <w:tcW w:type="dxa" w:w="2493"/>
+            <w:tcW w:type="dxa" w:w="1994"/>
+            <w:gridSpan w:val="2"/>
             <w:shd w:val="clear" w:color="auto" w:fill="D9D9D9"/>
           </w:tcPr>
           <w:p>
@@ -811,7 +827,8 @@
       <w:tr>
         <w:tc>
           <w:tcPr>
-            <w:tcW w:type="dxa" w:w="2493"/>
+            <w:tcW w:type="dxa" w:w="1994"/>
+            <w:gridSpan w:val="2"/>
           </w:tcPr>
           <w:p>
             <w:pPr>
@@ -830,7 +847,8 @@
         </w:tc>
         <w:tc>
           <w:tcPr>
-            <w:tcW w:type="dxa" w:w="2493"/>
+            <w:tcW w:type="dxa" w:w="2991"/>
+            <w:gridSpan w:val="3"/>
           </w:tcPr>
           <w:p>
             <w:pPr>
@@ -849,7 +867,8 @@
         </w:tc>
         <w:tc>
           <w:tcPr>
-            <w:tcW w:type="dxa" w:w="2493"/>
+            <w:tcW w:type="dxa" w:w="2991"/>
+            <w:gridSpan w:val="3"/>
           </w:tcPr>
           <w:p>
             <w:pPr>
@@ -868,7 +887,8 @@
         </w:tc>
         <w:tc>
           <w:tcPr>
-            <w:tcW w:type="dxa" w:w="2493"/>
+            <w:tcW w:type="dxa" w:w="1994"/>
+            <w:gridSpan w:val="2"/>
           </w:tcPr>
           <w:p>
             <w:pPr>
@@ -886,30 +906,34 @@
           </w:p>
         </w:tc>
       </w:tr>
-    </w:tbl>
-    <w:tbl>
-      <w:tblPr>
-        <w:tblW w:type="auto" w:w="0"/>
-        <w:tblLook w:firstColumn="1" w:firstRow="1" w:lastColumn="0" w:lastRow="0" w:noHBand="0" w:noVBand="1" w:val="04A0"/>
-        <w:tblBorders>
-          <w:top w:val="single" w:sz="4" w:space="0" w:color="000000"/>
-          <w:left w:val="single" w:sz="4" w:space="0" w:color="000000"/>
-          <w:bottom w:val="single" w:sz="4" w:space="0" w:color="000000"/>
-          <w:right w:val="single" w:sz="4" w:space="0" w:color="000000"/>
-          <w:insideH w:val="single" w:sz="4" w:space="0" w:color="000000"/>
-          <w:insideV w:val="single" w:sz="4" w:space="0" w:color="000000"/>
-        </w:tblBorders>
-        <w:tblW w:w="5000" w:type="pct"/>
-      </w:tblPr>
-      <w:tblGrid>
-        <w:gridCol w:w="3324"/>
-        <w:gridCol w:w="3324"/>
-        <w:gridCol w:w="3324"/>
-      </w:tblGrid>
       <w:tr>
         <w:tc>
           <w:tcPr>
-            <w:tcW w:type="dxa" w:w="3324"/>
+            <w:tcW w:type="dxa" w:w="9970"/>
+            <w:gridSpan w:val="10"/>
+            <w:shd w:val="clear" w:color="auto" w:fill="D9D9D9"/>
+          </w:tcPr>
+          <w:p>
+            <w:pPr>
+              <w:spacing w:before="20" w:after="20"/>
+            </w:pPr>
+            <w:r>
+              <w:rPr>
+                <w:rFonts w:ascii="Aptos" w:hAnsi="Aptos"/>
+                <w:b/>
+                <w:i w:val="0"/>
+                <w:sz w:val="22"/>
+              </w:rPr>
+              <w:t>Bilans ECTS</w:t>
+            </w:r>
+          </w:p>
+        </w:tc>
+      </w:tr>
+      <w:tr>
+        <w:tc>
+          <w:tcPr>
+            <w:tcW w:type="dxa" w:w="4985"/>
+            <w:gridSpan w:val="5"/>
             <w:shd w:val="clear" w:color="auto" w:fill="D9D9D9"/>
           </w:tcPr>
           <w:p>
@@ -929,7 +953,8 @@
         </w:tc>
         <w:tc>
           <w:tcPr>
-            <w:tcW w:type="dxa" w:w="3324"/>
+            <w:tcW w:type="dxa" w:w="2991"/>
+            <w:gridSpan w:val="3"/>
             <w:shd w:val="clear" w:color="auto" w:fill="D9D9D9"/>
           </w:tcPr>
           <w:p>
@@ -949,7 +974,8 @@
         </w:tc>
         <w:tc>
           <w:tcPr>
-            <w:tcW w:type="dxa" w:w="3324"/>
+            <w:tcW w:type="dxa" w:w="1994"/>
+            <w:gridSpan w:val="2"/>
             <w:shd w:val="clear" w:color="auto" w:fill="D9D9D9"/>
           </w:tcPr>
           <w:p>
@@ -971,7 +997,8 @@
       <w:tr>
         <w:tc>
           <w:tcPr>
-            <w:tcW w:type="dxa" w:w="3324"/>
+            <w:tcW w:type="dxa" w:w="4985"/>
+            <w:gridSpan w:val="5"/>
           </w:tcPr>
           <w:p>
             <w:pPr>
@@ -990,7 +1017,8 @@
         </w:tc>
         <w:tc>
           <w:tcPr>
-            <w:tcW w:type="dxa" w:w="3324"/>
+            <w:tcW w:type="dxa" w:w="2991"/>
+            <w:gridSpan w:val="3"/>
           </w:tcPr>
           <w:p>
             <w:pPr>
@@ -1009,7 +1037,8 @@
         </w:tc>
         <w:tc>
           <w:tcPr>
-            <w:tcW w:type="dxa" w:w="3324"/>
+            <w:tcW w:type="dxa" w:w="1994"/>
+            <w:gridSpan w:val="2"/>
           </w:tcPr>
           <w:p>
             <w:pPr>
@@ -1030,7 +1059,8 @@
       <w:tr>
         <w:tc>
           <w:tcPr>
-            <w:tcW w:type="dxa" w:w="3324"/>
+            <w:tcW w:type="dxa" w:w="4985"/>
+            <w:gridSpan w:val="5"/>
           </w:tcPr>
           <w:p>
             <w:pPr>
@@ -1049,7 +1079,8 @@
         </w:tc>
         <w:tc>
           <w:tcPr>
-            <w:tcW w:type="dxa" w:w="3324"/>
+            <w:tcW w:type="dxa" w:w="2991"/>
+            <w:gridSpan w:val="3"/>
           </w:tcPr>
           <w:p>
             <w:pPr>
@@ -1068,7 +1099,8 @@
         </w:tc>
         <w:tc>
           <w:tcPr>
-            <w:tcW w:type="dxa" w:w="3324"/>
+            <w:tcW w:type="dxa" w:w="1994"/>
+            <w:gridSpan w:val="2"/>
           </w:tcPr>
           <w:p>
             <w:pPr>
@@ -1089,7 +1121,29 @@
       <w:tr>
         <w:tc>
           <w:tcPr>
-            <w:tcW w:type="dxa" w:w="3324"/>
+            <w:tcW w:type="dxa" w:w="4985"/>
+            <w:gridSpan w:val="5"/>
+            <w:shd w:val="clear" w:color="auto" w:fill="D9D9D9"/>
+          </w:tcPr>
+          <w:p>
+            <w:pPr>
+              <w:spacing w:before="20" w:after="20"/>
+            </w:pPr>
+            <w:r>
+              <w:rPr>
+                <w:rFonts w:ascii="Aptos" w:hAnsi="Aptos"/>
+                <w:b/>
+                <w:i w:val="0"/>
+                <w:sz w:val="16"/>
+              </w:rPr>
+              <w:t>Opis samodzielnej pracy studenta</w:t>
+            </w:r>
+          </w:p>
+        </w:tc>
+        <w:tc>
+          <w:tcPr>
+            <w:tcW w:type="dxa" w:w="4985"/>
+            <w:gridSpan w:val="5"/>
           </w:tcPr>
           <w:p>
             <w:pPr>
@@ -1102,45 +1156,6 @@
                 <w:i w:val="0"/>
                 <w:sz w:val="22"/>
               </w:rPr>
-              <w:t>Suma</w:t>
-            </w:r>
-          </w:p>
-        </w:tc>
-        <w:tc>
-          <w:tcPr>
-            <w:tcW w:type="dxa" w:w="3324"/>
-          </w:tcPr>
-          <w:p>
-            <w:pPr>
-              <w:spacing w:before="20" w:after="20"/>
-            </w:pPr>
-            <w:r>
-              <w:rPr>
-                <w:rFonts w:ascii="Aptos" w:hAnsi="Aptos"/>
-                <w:b w:val="0"/>
-                <w:i w:val="0"/>
-                <w:sz w:val="22"/>
-              </w:rPr>
-              <w:t>100</w:t>
-            </w:r>
-          </w:p>
-        </w:tc>
-        <w:tc>
-          <w:tcPr>
-            <w:tcW w:type="dxa" w:w="3324"/>
-          </w:tcPr>
-          <w:p>
-            <w:pPr>
-              <w:spacing w:before="20" w:after="20"/>
-            </w:pPr>
-            <w:r>
-              <w:rPr>
-                <w:rFonts w:ascii="Aptos" w:hAnsi="Aptos"/>
-                <w:b w:val="0"/>
-                <w:i w:val="0"/>
-                <w:sz w:val="22"/>
-              </w:rPr>
-              <w:t>4</w:t>
             </w:r>
           </w:p>
         </w:tc>
@@ -1946,14 +1961,14 @@
         <w:tblW w:w="5000" w:type="pct"/>
       </w:tblPr>
       <w:tblGrid>
-        <w:gridCol w:w="3324"/>
-        <w:gridCol w:w="3324"/>
-        <w:gridCol w:w="3324"/>
+        <w:gridCol w:w="680"/>
+        <w:gridCol w:w="4536"/>
+        <w:gridCol w:w="4252"/>
       </w:tblGrid>
       <w:tr>
         <w:tc>
           <w:tcPr>
-            <w:tcW w:type="dxa" w:w="9972"/>
+            <w:tcW w:type="dxa" w:w="9468"/>
             <w:gridSpan w:val="3"/>
             <w:shd w:val="clear" w:color="auto" w:fill="D9D9D9"/>
           </w:tcPr>
@@ -1976,7 +1991,7 @@
       <w:tr>
         <w:tc>
           <w:tcPr>
-            <w:tcW w:type="dxa" w:w="3324"/>
+            <w:tcW w:type="dxa" w:w="680"/>
             <w:shd w:val="clear" w:color="auto" w:fill="D9D9D9"/>
           </w:tcPr>
           <w:p>
@@ -1996,7 +2011,7 @@
         </w:tc>
         <w:tc>
           <w:tcPr>
-            <w:tcW w:type="dxa" w:w="3324"/>
+            <w:tcW w:type="dxa" w:w="4536"/>
             <w:shd w:val="clear" w:color="auto" w:fill="D9D9D9"/>
           </w:tcPr>
           <w:p>
@@ -2016,7 +2031,7 @@
         </w:tc>
         <w:tc>
           <w:tcPr>
-            <w:tcW w:type="dxa" w:w="3324"/>
+            <w:tcW w:type="dxa" w:w="4252"/>
             <w:shd w:val="clear" w:color="auto" w:fill="D9D9D9"/>
           </w:tcPr>
           <w:p>
@@ -2038,7 +2053,7 @@
       <w:tr>
         <w:tc>
           <w:tcPr>
-            <w:tcW w:type="dxa" w:w="3324"/>
+            <w:tcW w:type="dxa" w:w="680"/>
           </w:tcPr>
           <w:p>
             <w:pPr>
@@ -2057,7 +2072,7 @@
         </w:tc>
         <w:tc>
           <w:tcPr>
-            <w:tcW w:type="dxa" w:w="3324"/>
+            <w:tcW w:type="dxa" w:w="4536"/>
           </w:tcPr>
           <w:p>
             <w:pPr>
@@ -2076,7 +2091,7 @@
         </w:tc>
         <w:tc>
           <w:tcPr>
-            <w:tcW w:type="dxa" w:w="3324"/>
+            <w:tcW w:type="dxa" w:w="4252"/>
           </w:tcPr>
           <w:p>
             <w:pPr>
@@ -2096,7 +2111,7 @@
       <w:tr>
         <w:tc>
           <w:tcPr>
-            <w:tcW w:type="dxa" w:w="3324"/>
+            <w:tcW w:type="dxa" w:w="680"/>
           </w:tcPr>
           <w:p>
             <w:pPr>
@@ -2115,7 +2130,7 @@
         </w:tc>
         <w:tc>
           <w:tcPr>
-            <w:tcW w:type="dxa" w:w="3324"/>
+            <w:tcW w:type="dxa" w:w="4536"/>
           </w:tcPr>
           <w:p>
             <w:pPr>
@@ -2134,7 +2149,7 @@
         </w:tc>
         <w:tc>
           <w:tcPr>
-            <w:tcW w:type="dxa" w:w="3324"/>
+            <w:tcW w:type="dxa" w:w="4252"/>
           </w:tcPr>
           <w:p>
             <w:pPr>
@@ -2154,7 +2169,7 @@
       <w:tr>
         <w:tc>
           <w:tcPr>
-            <w:tcW w:type="dxa" w:w="3324"/>
+            <w:tcW w:type="dxa" w:w="680"/>
           </w:tcPr>
           <w:p>
             <w:pPr>
@@ -2173,7 +2188,7 @@
         </w:tc>
         <w:tc>
           <w:tcPr>
-            <w:tcW w:type="dxa" w:w="3324"/>
+            <w:tcW w:type="dxa" w:w="4536"/>
           </w:tcPr>
           <w:p>
             <w:pPr>
@@ -2192,7 +2207,7 @@
         </w:tc>
         <w:tc>
           <w:tcPr>
-            <w:tcW w:type="dxa" w:w="3324"/>
+            <w:tcW w:type="dxa" w:w="4252"/>
           </w:tcPr>
           <w:p>
             <w:pPr>
@@ -2212,7 +2227,7 @@
       <w:tr>
         <w:tc>
           <w:tcPr>
-            <w:tcW w:type="dxa" w:w="3324"/>
+            <w:tcW w:type="dxa" w:w="680"/>
           </w:tcPr>
           <w:p>
             <w:pPr>
@@ -2231,7 +2246,7 @@
         </w:tc>
         <w:tc>
           <w:tcPr>
-            <w:tcW w:type="dxa" w:w="3324"/>
+            <w:tcW w:type="dxa" w:w="4536"/>
           </w:tcPr>
           <w:p>
             <w:pPr>
@@ -2250,7 +2265,7 @@
         </w:tc>
         <w:tc>
           <w:tcPr>
-            <w:tcW w:type="dxa" w:w="3324"/>
+            <w:tcW w:type="dxa" w:w="4252"/>
           </w:tcPr>
           <w:p>
             <w:pPr>
@@ -2270,7 +2285,7 @@
       <w:tr>
         <w:tc>
           <w:tcPr>
-            <w:tcW w:type="dxa" w:w="3324"/>
+            <w:tcW w:type="dxa" w:w="680"/>
           </w:tcPr>
           <w:p>
             <w:pPr>
@@ -2289,7 +2304,7 @@
         </w:tc>
         <w:tc>
           <w:tcPr>
-            <w:tcW w:type="dxa" w:w="3324"/>
+            <w:tcW w:type="dxa" w:w="4536"/>
           </w:tcPr>
           <w:p>
             <w:pPr>
@@ -2308,7 +2323,7 @@
         </w:tc>
         <w:tc>
           <w:tcPr>
-            <w:tcW w:type="dxa" w:w="3324"/>
+            <w:tcW w:type="dxa" w:w="4252"/>
           </w:tcPr>
           <w:p>
             <w:pPr>
@@ -2328,7 +2343,7 @@
       <w:tr>
         <w:tc>
           <w:tcPr>
-            <w:tcW w:type="dxa" w:w="3324"/>
+            <w:tcW w:type="dxa" w:w="680"/>
           </w:tcPr>
           <w:p>
             <w:pPr>
@@ -2347,7 +2362,7 @@
         </w:tc>
         <w:tc>
           <w:tcPr>
-            <w:tcW w:type="dxa" w:w="3324"/>
+            <w:tcW w:type="dxa" w:w="4536"/>
           </w:tcPr>
           <w:p>
             <w:pPr>
@@ -2366,7 +2381,7 @@
         </w:tc>
         <w:tc>
           <w:tcPr>
-            <w:tcW w:type="dxa" w:w="3324"/>
+            <w:tcW w:type="dxa" w:w="4252"/>
           </w:tcPr>
           <w:p>
             <w:pPr>
@@ -2386,7 +2401,7 @@
       <w:tr>
         <w:tc>
           <w:tcPr>
-            <w:tcW w:type="dxa" w:w="3324"/>
+            <w:tcW w:type="dxa" w:w="680"/>
           </w:tcPr>
           <w:p>
             <w:pPr>
@@ -2405,7 +2420,7 @@
         </w:tc>
         <w:tc>
           <w:tcPr>
-            <w:tcW w:type="dxa" w:w="3324"/>
+            <w:tcW w:type="dxa" w:w="4536"/>
           </w:tcPr>
           <w:p>
             <w:pPr>
@@ -2424,7 +2439,7 @@
         </w:tc>
         <w:tc>
           <w:tcPr>
-            <w:tcW w:type="dxa" w:w="3324"/>
+            <w:tcW w:type="dxa" w:w="4252"/>
           </w:tcPr>
           <w:p>
             <w:pPr>
@@ -2444,7 +2459,7 @@
       <w:tr>
         <w:tc>
           <w:tcPr>
-            <w:tcW w:type="dxa" w:w="3324"/>
+            <w:tcW w:type="dxa" w:w="680"/>
           </w:tcPr>
           <w:p>
             <w:pPr>
@@ -2463,7 +2478,7 @@
         </w:tc>
         <w:tc>
           <w:tcPr>
-            <w:tcW w:type="dxa" w:w="3324"/>
+            <w:tcW w:type="dxa" w:w="4536"/>
           </w:tcPr>
           <w:p>
             <w:pPr>
@@ -2482,7 +2497,7 @@
         </w:tc>
         <w:tc>
           <w:tcPr>
-            <w:tcW w:type="dxa" w:w="3324"/>
+            <w:tcW w:type="dxa" w:w="4252"/>
           </w:tcPr>
           <w:p>
             <w:pPr>
@@ -2502,7 +2517,7 @@
       <w:tr>
         <w:tc>
           <w:tcPr>
-            <w:tcW w:type="dxa" w:w="3324"/>
+            <w:tcW w:type="dxa" w:w="680"/>
           </w:tcPr>
           <w:p>
             <w:pPr>
@@ -2521,7 +2536,7 @@
         </w:tc>
         <w:tc>
           <w:tcPr>
-            <w:tcW w:type="dxa" w:w="3324"/>
+            <w:tcW w:type="dxa" w:w="4536"/>
           </w:tcPr>
           <w:p>
             <w:pPr>
@@ -2540,7 +2555,7 @@
         </w:tc>
         <w:tc>
           <w:tcPr>
-            <w:tcW w:type="dxa" w:w="3324"/>
+            <w:tcW w:type="dxa" w:w="4252"/>
           </w:tcPr>
           <w:p>
             <w:pPr>
@@ -2560,7 +2575,7 @@
       <w:tr>
         <w:tc>
           <w:tcPr>
-            <w:tcW w:type="dxa" w:w="3324"/>
+            <w:tcW w:type="dxa" w:w="680"/>
           </w:tcPr>
           <w:p>
             <w:pPr>
@@ -2579,7 +2594,7 @@
         </w:tc>
         <w:tc>
           <w:tcPr>
-            <w:tcW w:type="dxa" w:w="3324"/>
+            <w:tcW w:type="dxa" w:w="4536"/>
           </w:tcPr>
           <w:p>
             <w:pPr>
@@ -2598,7 +2613,7 @@
         </w:tc>
         <w:tc>
           <w:tcPr>
-            <w:tcW w:type="dxa" w:w="3324"/>
+            <w:tcW w:type="dxa" w:w="4252"/>
           </w:tcPr>
           <w:p>
             <w:pPr>
@@ -2618,7 +2633,7 @@
       <w:tr>
         <w:tc>
           <w:tcPr>
-            <w:tcW w:type="dxa" w:w="3324"/>
+            <w:tcW w:type="dxa" w:w="680"/>
           </w:tcPr>
           <w:p>
             <w:pPr>
@@ -2637,7 +2652,7 @@
         </w:tc>
         <w:tc>
           <w:tcPr>
-            <w:tcW w:type="dxa" w:w="3324"/>
+            <w:tcW w:type="dxa" w:w="4536"/>
           </w:tcPr>
           <w:p>
             <w:pPr>
@@ -2656,7 +2671,7 @@
         </w:tc>
         <w:tc>
           <w:tcPr>
-            <w:tcW w:type="dxa" w:w="3324"/>
+            <w:tcW w:type="dxa" w:w="4252"/>
           </w:tcPr>
           <w:p>
             <w:pPr>
@@ -2676,7 +2691,7 @@
       <w:tr>
         <w:tc>
           <w:tcPr>
-            <w:tcW w:type="dxa" w:w="3324"/>
+            <w:tcW w:type="dxa" w:w="680"/>
           </w:tcPr>
           <w:p>
             <w:pPr>
@@ -2695,7 +2710,7 @@
         </w:tc>
         <w:tc>
           <w:tcPr>
-            <w:tcW w:type="dxa" w:w="3324"/>
+            <w:tcW w:type="dxa" w:w="4536"/>
           </w:tcPr>
           <w:p>
             <w:pPr>
@@ -2714,7 +2729,7 @@
         </w:tc>
         <w:tc>
           <w:tcPr>
-            <w:tcW w:type="dxa" w:w="3324"/>
+            <w:tcW w:type="dxa" w:w="4252"/>
           </w:tcPr>
           <w:p>
             <w:pPr>
@@ -2734,7 +2749,7 @@
       <w:tr>
         <w:tc>
           <w:tcPr>
-            <w:tcW w:type="dxa" w:w="3324"/>
+            <w:tcW w:type="dxa" w:w="680"/>
           </w:tcPr>
           <w:p>
             <w:pPr>
@@ -2753,7 +2768,7 @@
         </w:tc>
         <w:tc>
           <w:tcPr>
-            <w:tcW w:type="dxa" w:w="3324"/>
+            <w:tcW w:type="dxa" w:w="4536"/>
           </w:tcPr>
           <w:p>
             <w:pPr>
@@ -2772,7 +2787,7 @@
         </w:tc>
         <w:tc>
           <w:tcPr>
-            <w:tcW w:type="dxa" w:w="3324"/>
+            <w:tcW w:type="dxa" w:w="4252"/>
           </w:tcPr>
           <w:p>
             <w:pPr>
@@ -2792,7 +2807,7 @@
       <w:tr>
         <w:tc>
           <w:tcPr>
-            <w:tcW w:type="dxa" w:w="3324"/>
+            <w:tcW w:type="dxa" w:w="680"/>
           </w:tcPr>
           <w:p>
             <w:pPr>
@@ -2811,7 +2826,7 @@
         </w:tc>
         <w:tc>
           <w:tcPr>
-            <w:tcW w:type="dxa" w:w="3324"/>
+            <w:tcW w:type="dxa" w:w="4536"/>
           </w:tcPr>
           <w:p>
             <w:pPr>
@@ -2830,7 +2845,7 @@
         </w:tc>
         <w:tc>
           <w:tcPr>
-            <w:tcW w:type="dxa" w:w="3324"/>
+            <w:tcW w:type="dxa" w:w="4252"/>
           </w:tcPr>
           <w:p>
             <w:pPr>
@@ -2850,7 +2865,7 @@
       <w:tr>
         <w:tc>
           <w:tcPr>
-            <w:tcW w:type="dxa" w:w="3324"/>
+            <w:tcW w:type="dxa" w:w="680"/>
           </w:tcPr>
           <w:p>
             <w:pPr>
@@ -2869,7 +2884,7 @@
         </w:tc>
         <w:tc>
           <w:tcPr>
-            <w:tcW w:type="dxa" w:w="3324"/>
+            <w:tcW w:type="dxa" w:w="4536"/>
           </w:tcPr>
           <w:p>
             <w:pPr>
@@ -2888,7 +2903,7 @@
         </w:tc>
         <w:tc>
           <w:tcPr>
-            <w:tcW w:type="dxa" w:w="3324"/>
+            <w:tcW w:type="dxa" w:w="4252"/>
           </w:tcPr>
           <w:p>
             <w:pPr>
@@ -2908,7 +2923,7 @@
       <w:tr>
         <w:tc>
           <w:tcPr>
-            <w:tcW w:type="dxa" w:w="3324"/>
+            <w:tcW w:type="dxa" w:w="680"/>
           </w:tcPr>
           <w:p>
             <w:pPr>
@@ -2927,7 +2942,7 @@
         </w:tc>
         <w:tc>
           <w:tcPr>
-            <w:tcW w:type="dxa" w:w="3324"/>
+            <w:tcW w:type="dxa" w:w="4536"/>
           </w:tcPr>
           <w:p>
             <w:pPr>
@@ -2946,7 +2961,7 @@
         </w:tc>
         <w:tc>
           <w:tcPr>
-            <w:tcW w:type="dxa" w:w="3324"/>
+            <w:tcW w:type="dxa" w:w="4252"/>
           </w:tcPr>
           <w:p>
             <w:pPr>
@@ -3622,6 +3637,7 @@
                 <w:i w:val="0"/>
                 <w:sz w:val="22"/>
               </w:rPr>
+              <w:t>wykład z elementami dyskusji z prezentacją multimedialną, wykład zaproszony; burza mózgów; rozwiązywanie zadań; analiza przypadków; Kryteria oceny; ustalenie oceny zaliczeniowej na podstawie ocen cząstkowych otrzymanych w trakcie trwania semestru: analizy wpływu, prezentacji i zagadnień z komunikacji; brak</w:t>
             </w:r>
           </w:p>
         </w:tc>
@@ -3680,6 +3696,7 @@
                 <w:i w:val="0"/>
                 <w:sz w:val="22"/>
               </w:rPr>
+              <w:t>wykład z elementami dyskusji z prezentacją multimedialną, wykład zaproszony; burza mózgów; rozwiązywanie zadań; analiza przypadków; Kryteria oceny; ustalenie oceny zaliczeniowej na podstawie ocen cząstkowych otrzymanych w trakcie trwania semestru: analizy wpływu, prezentacji i zagadnień z komunikacji; brak</w:t>
             </w:r>
           </w:p>
         </w:tc>
@@ -3843,6 +3860,7 @@
                 <w:i w:val="0"/>
                 <w:sz w:val="22"/>
               </w:rPr>
+              <w:t>wykład z elementami dyskusji z prezentacją multimedialną, wykład zaproszony; burza mózgów; rozwiązywanie zadań; analiza przypadków; Kryteria oceny; ustalenie oceny zaliczeniowej na podstawie ocen cząstkowych otrzymanych w trakcie trwania semestru: analizy wpływu, prezentacji i zagadnień z komunikacji; brak</w:t>
             </w:r>
           </w:p>
         </w:tc>
@@ -3901,6 +3919,7 @@
                 <w:i w:val="0"/>
                 <w:sz w:val="22"/>
               </w:rPr>
+              <w:t>wykład z elementami dyskusji z prezentacją multimedialną, wykład zaproszony; burza mózgów; rozwiązywanie zadań; analiza przypadków; Kryteria oceny; ustalenie oceny zaliczeniowej na podstawie ocen cząstkowych otrzymanych w trakcie trwania semestru: analizy wpływu, prezentacji i zagadnień z komunikacji; brak</w:t>
             </w:r>
           </w:p>
         </w:tc>
@@ -3958,6 +3977,7 @@
                 <w:i w:val="0"/>
                 <w:sz w:val="22"/>
               </w:rPr>
+              <w:t>wykład z elementami dyskusji z prezentacją multimedialną, wykład zaproszony; burza mózgów; rozwiązywanie zadań; analiza przypadków; Kryteria oceny; ustalenie oceny zaliczeniowej na podstawie ocen cząstkowych otrzymanych w trakcie trwania semestru: analizy wpływu, prezentacji i zagadnień z komunikacji; brak</w:t>
             </w:r>
           </w:p>
         </w:tc>
@@ -4015,6 +4035,7 @@
                 <w:i w:val="0"/>
                 <w:sz w:val="22"/>
               </w:rPr>
+              <w:t>wykład z elementami dyskusji z prezentacją multimedialną, wykład zaproszony; burza mózgów; rozwiązywanie zadań; analiza przypadków; Kryteria oceny; ustalenie oceny zaliczeniowej na podstawie ocen cząstkowych otrzymanych w trakcie trwania semestru: analizy wpływu, prezentacji i zagadnień z komunikacji; brak</w:t>
             </w:r>
           </w:p>
         </w:tc>
@@ -4178,6 +4199,7 @@
                 <w:i w:val="0"/>
                 <w:sz w:val="22"/>
               </w:rPr>
+              <w:t>wykład z elementami dyskusji z prezentacją multimedialną, wykład zaproszony; burza mózgów; rozwiązywanie zadań; analiza przypadków; Kryteria oceny; ustalenie oceny zaliczeniowej na podstawie ocen cząstkowych otrzymanych w trakcie trwania semestru: analizy wpływu, prezentacji i zagadnień z komunikacji; brak</w:t>
             </w:r>
           </w:p>
         </w:tc>
@@ -4236,6 +4258,7 @@
                 <w:i w:val="0"/>
                 <w:sz w:val="22"/>
               </w:rPr>
+              <w:t>wykład z elementami dyskusji z prezentacją multimedialną, wykład zaproszony; burza mózgów; rozwiązywanie zadań; analiza przypadków; Kryteria oceny; ustalenie oceny zaliczeniowej na podstawie ocen cząstkowych otrzymanych w trakcie trwania semestru: analizy wpływu, prezentacji i zagadnień z komunikacji; brak</w:t>
             </w:r>
           </w:p>
         </w:tc>
@@ -4294,6 +4317,7 @@
                 <w:i w:val="0"/>
                 <w:sz w:val="22"/>
               </w:rPr>
+              <w:t>wykład z elementami dyskusji z prezentacją multimedialną, wykład zaproszony; burza mózgów; rozwiązywanie zadań; analiza przypadków; Kryteria oceny; ustalenie oceny zaliczeniowej na podstawie ocen cząstkowych otrzymanych w trakcie trwania semestru: analizy wpływu, prezentacji i zagadnień z komunikacji; brak</w:t>
             </w:r>
           </w:p>
         </w:tc>
@@ -4351,6 +4375,7 @@
                 <w:i w:val="0"/>
                 <w:sz w:val="22"/>
               </w:rPr>
+              <w:t>wykład z elementami dyskusji z prezentacją multimedialną, wykład zaproszony; burza mózgów; rozwiązywanie zadań; analiza przypadków; Kryteria oceny; ustalenie oceny zaliczeniowej na podstawie ocen cząstkowych otrzymanych w trakcie trwania semestru: analizy wpływu, prezentacji i zagadnień z komunikacji; brak</w:t>
             </w:r>
           </w:p>
         </w:tc>
@@ -4456,62 +4481,6 @@
                 <w:sz w:val="16"/>
               </w:rPr>
               <w:t>Wyposażenie specjalistyczne konieczne do realizacji przedmiotu</w:t>
-            </w:r>
-          </w:p>
-        </w:tc>
-      </w:tr>
-      <w:tr>
-        <w:tc>
-          <w:tcPr>
-            <w:tcW w:type="dxa" w:w="3324"/>
-          </w:tcPr>
-          <w:p>
-            <w:pPr>
-              <w:spacing w:before="20" w:after="20"/>
-            </w:pPr>
-            <w:r>
-              <w:rPr>
-                <w:rFonts w:ascii="Aptos" w:hAnsi="Aptos"/>
-                <w:b w:val="0"/>
-                <w:i w:val="0"/>
-                <w:sz w:val="22"/>
-              </w:rPr>
-            </w:r>
-          </w:p>
-        </w:tc>
-        <w:tc>
-          <w:tcPr>
-            <w:tcW w:type="dxa" w:w="3324"/>
-          </w:tcPr>
-          <w:p>
-            <w:pPr>
-              <w:spacing w:before="20" w:after="20"/>
-            </w:pPr>
-            <w:r>
-              <w:rPr>
-                <w:rFonts w:ascii="Aptos" w:hAnsi="Aptos"/>
-                <w:b w:val="0"/>
-                <w:i w:val="0"/>
-                <w:sz w:val="22"/>
-              </w:rPr>
-            </w:r>
-          </w:p>
-        </w:tc>
-        <w:tc>
-          <w:tcPr>
-            <w:tcW w:type="dxa" w:w="3324"/>
-          </w:tcPr>
-          <w:p>
-            <w:pPr>
-              <w:spacing w:before="20" w:after="20"/>
-            </w:pPr>
-            <w:r>
-              <w:rPr>
-                <w:rFonts w:ascii="Aptos" w:hAnsi="Aptos"/>
-                <w:b w:val="0"/>
-                <w:i w:val="0"/>
-                <w:sz w:val="22"/>
-              </w:rPr>
             </w:r>
           </w:p>
         </w:tc>

--- a/public/assets/files/niestacjonarne/SAI.docx
+++ b/public/assets/files/niestacjonarne/SAI.docx
@@ -1156,6 +1156,7 @@
                 <w:i w:val="0"/>
                 <w:sz w:val="22"/>
               </w:rPr>
+              <w:t>Analiza wpływu technologii informatycznych na społeczeństwo; przygotowanie prezentacji tematycznej; lektura wskazanych materiałów dotyczących etyki i społecznych aspektów IT.</w:t>
             </w:r>
           </w:p>
         </w:tc>
@@ -1266,7 +1267,110 @@
           <w:tcPr>
             <w:tcW w:type="dxa" w:w="9972"/>
           </w:tcPr>
-          <w:p/>
+          <w:p>
+            <w:pPr>
+              <w:spacing w:before="20" w:after="20"/>
+            </w:pPr>
+            <w:r>
+              <w:rPr>
+                <w:rFonts w:ascii="Aptos" w:hAnsi="Aptos"/>
+                <w:b/>
+                <w:sz w:val="22"/>
+              </w:rPr>
+              <w:t>Wykład:</w:t>
+            </w:r>
+          </w:p>
+          <w:p>
+            <w:pPr>
+              <w:spacing w:before="20" w:after="20"/>
+            </w:pPr>
+            <w:r>
+              <w:rPr>
+                <w:rFonts w:ascii="Aptos" w:hAnsi="Aptos"/>
+                <w:b w:val="0"/>
+                <w:sz w:val="22"/>
+              </w:rPr>
+              <w:t>• wykład konwersatoryjny (z elementami dyskusji)</w:t>
+            </w:r>
+          </w:p>
+          <w:p>
+            <w:pPr>
+              <w:spacing w:before="20" w:after="20"/>
+            </w:pPr>
+            <w:r>
+              <w:rPr>
+                <w:rFonts w:ascii="Aptos" w:hAnsi="Aptos"/>
+                <w:b w:val="0"/>
+                <w:sz w:val="22"/>
+              </w:rPr>
+              <w:t>• wykład z prezentacją multimedialną</w:t>
+            </w:r>
+          </w:p>
+          <w:p>
+            <w:pPr>
+              <w:spacing w:before="20" w:after="20"/>
+            </w:pPr>
+            <w:r>
+              <w:rPr>
+                <w:rFonts w:ascii="Aptos" w:hAnsi="Aptos"/>
+                <w:b/>
+                <w:sz w:val="22"/>
+              </w:rPr>
+              <w:t>Ćwiczenia / Laboratorium:</w:t>
+            </w:r>
+          </w:p>
+          <w:p>
+            <w:pPr>
+              <w:spacing w:before="20" w:after="20"/>
+            </w:pPr>
+            <w:r>
+              <w:rPr>
+                <w:rFonts w:ascii="Aptos" w:hAnsi="Aptos"/>
+                <w:b w:val="0"/>
+                <w:sz w:val="22"/>
+              </w:rPr>
+              <w:t>• analiza tekstów z dyskusją</w:t>
+            </w:r>
+          </w:p>
+          <w:p>
+            <w:pPr>
+              <w:spacing w:before="20" w:after="20"/>
+            </w:pPr>
+            <w:r>
+              <w:rPr>
+                <w:rFonts w:ascii="Aptos" w:hAnsi="Aptos"/>
+                <w:b w:val="0"/>
+                <w:sz w:val="22"/>
+              </w:rPr>
+              <w:t>• burza mózgów</w:t>
+            </w:r>
+          </w:p>
+          <w:p>
+            <w:pPr>
+              <w:spacing w:before="20" w:after="20"/>
+            </w:pPr>
+            <w:r>
+              <w:rPr>
+                <w:rFonts w:ascii="Aptos" w:hAnsi="Aptos"/>
+                <w:b w:val="0"/>
+                <w:sz w:val="22"/>
+              </w:rPr>
+              <w:t>• dyskusja</w:t>
+            </w:r>
+          </w:p>
+          <w:p>
+            <w:pPr>
+              <w:spacing w:before="20" w:after="20"/>
+            </w:pPr>
+            <w:r>
+              <w:rPr>
+                <w:rFonts w:ascii="Aptos" w:hAnsi="Aptos"/>
+                <w:b w:val="0"/>
+                <w:sz w:val="22"/>
+              </w:rPr>
+              <w:t>• studia przypadków z bazy studiów przypadków opracowanych przez firmy MŚP lub będące efektem staży</w:t>
+            </w:r>
+          </w:p>
         </w:tc>
       </w:tr>
     </w:tbl>
@@ -1515,81 +1619,10 @@
             <w:r>
               <w:rPr>
                 <w:rFonts w:ascii="Aptos" w:hAnsi="Aptos"/>
+                <w:b w:val="0"/>
+                <w:i w:val="0"/>
                 <w:sz w:val="22"/>
               </w:rPr>
-              <w:t>1. wykład z elementami dyskusji z prezentacją multimedialną, wykład zaproszony</w:t>
-            </w:r>
-          </w:p>
-          <w:p>
-            <w:pPr>
-              <w:spacing w:before="20" w:after="20"/>
-            </w:pPr>
-            <w:r>
-              <w:rPr>
-                <w:rFonts w:ascii="Aptos" w:hAnsi="Aptos"/>
-                <w:sz w:val="22"/>
-              </w:rPr>
-              <w:t>2. burza mózgów</w:t>
-            </w:r>
-          </w:p>
-          <w:p>
-            <w:pPr>
-              <w:spacing w:before="20" w:after="20"/>
-            </w:pPr>
-            <w:r>
-              <w:rPr>
-                <w:rFonts w:ascii="Aptos" w:hAnsi="Aptos"/>
-                <w:sz w:val="22"/>
-              </w:rPr>
-              <w:t>3. rozwiązywanie zadań</w:t>
-            </w:r>
-          </w:p>
-          <w:p>
-            <w:pPr>
-              <w:spacing w:before="20" w:after="20"/>
-            </w:pPr>
-            <w:r>
-              <w:rPr>
-                <w:rFonts w:ascii="Aptos" w:hAnsi="Aptos"/>
-                <w:sz w:val="22"/>
-              </w:rPr>
-              <w:t>4. analiza przypadków</w:t>
-            </w:r>
-          </w:p>
-          <w:p>
-            <w:pPr>
-              <w:spacing w:before="20" w:after="20"/>
-            </w:pPr>
-            <w:r>
-              <w:rPr>
-                <w:rFonts w:ascii="Aptos" w:hAnsi="Aptos"/>
-                <w:sz w:val="22"/>
-              </w:rPr>
-              <w:t>5. Kryteria oceny</w:t>
-            </w:r>
-          </w:p>
-          <w:p>
-            <w:pPr>
-              <w:spacing w:before="20" w:after="20"/>
-            </w:pPr>
-            <w:r>
-              <w:rPr>
-                <w:rFonts w:ascii="Aptos" w:hAnsi="Aptos"/>
-                <w:sz w:val="22"/>
-              </w:rPr>
-              <w:t>6. ustalenie oceny zaliczeniowej na podstawie ocen cząstkowych otrzymanych w trakcie trwania semestru: analizy wpływu, prezentacji i zagadnień z komunikacji</w:t>
-            </w:r>
-          </w:p>
-          <w:p>
-            <w:pPr>
-              <w:spacing w:before="20" w:after="20"/>
-            </w:pPr>
-            <w:r>
-              <w:rPr>
-                <w:rFonts w:ascii="Aptos" w:hAnsi="Aptos"/>
-                <w:sz w:val="22"/>
-              </w:rPr>
-              <w:t>7. brak</w:t>
             </w:r>
           </w:p>
         </w:tc>
@@ -1606,7 +1639,7 @@
                 <w:rFonts w:ascii="Aptos" w:hAnsi="Aptos"/>
                 <w:sz w:val="22"/>
               </w:rPr>
-              <w:t>1. wykład z elementami dyskusji z prezentacją multimedialną, wykład zaproszony</w:t>
+              <w:t>1. ocena pracy podczas ćwiczenia</w:t>
             </w:r>
           </w:p>
           <w:p>
@@ -1618,67 +1651,7 @@
                 <w:rFonts w:ascii="Aptos" w:hAnsi="Aptos"/>
                 <w:sz w:val="22"/>
               </w:rPr>
-              <w:t>2. burza mózgów</w:t>
-            </w:r>
-          </w:p>
-          <w:p>
-            <w:pPr>
-              <w:spacing w:before="20" w:after="20"/>
-            </w:pPr>
-            <w:r>
-              <w:rPr>
-                <w:rFonts w:ascii="Aptos" w:hAnsi="Aptos"/>
-                <w:sz w:val="22"/>
-              </w:rPr>
-              <w:t>3. rozwiązywanie zadań</w:t>
-            </w:r>
-          </w:p>
-          <w:p>
-            <w:pPr>
-              <w:spacing w:before="20" w:after="20"/>
-            </w:pPr>
-            <w:r>
-              <w:rPr>
-                <w:rFonts w:ascii="Aptos" w:hAnsi="Aptos"/>
-                <w:sz w:val="22"/>
-              </w:rPr>
-              <w:t>4. analiza przypadków</w:t>
-            </w:r>
-          </w:p>
-          <w:p>
-            <w:pPr>
-              <w:spacing w:before="20" w:after="20"/>
-            </w:pPr>
-            <w:r>
-              <w:rPr>
-                <w:rFonts w:ascii="Aptos" w:hAnsi="Aptos"/>
-                <w:sz w:val="22"/>
-              </w:rPr>
-              <w:t>5. Kryteria oceny</w:t>
-            </w:r>
-          </w:p>
-          <w:p>
-            <w:pPr>
-              <w:spacing w:before="20" w:after="20"/>
-            </w:pPr>
-            <w:r>
-              <w:rPr>
-                <w:rFonts w:ascii="Aptos" w:hAnsi="Aptos"/>
-                <w:sz w:val="22"/>
-              </w:rPr>
-              <w:t>6. ustalenie oceny zaliczeniowej na podstawie ocen cząstkowych otrzymanych w trakcie trwania semestru: analizy wpływu, prezentacji i zagadnień z komunikacji</w:t>
-            </w:r>
-          </w:p>
-          <w:p>
-            <w:pPr>
-              <w:spacing w:before="20" w:after="20"/>
-            </w:pPr>
-            <w:r>
-              <w:rPr>
-                <w:rFonts w:ascii="Aptos" w:hAnsi="Aptos"/>
-                <w:sz w:val="22"/>
-              </w:rPr>
-              <w:t>7. brak</w:t>
+              <w:t>2. prezentacja elementu zespołowej pracy semestralnej</w:t>
             </w:r>
           </w:p>
         </w:tc>
@@ -3637,7 +3610,7 @@
                 <w:i w:val="0"/>
                 <w:sz w:val="22"/>
               </w:rPr>
-              <w:t>wykład z elementami dyskusji z prezentacją multimedialną, wykład zaproszony; burza mózgów; rozwiązywanie zadań; analiza przypadków; Kryteria oceny; ustalenie oceny zaliczeniowej na podstawie ocen cząstkowych otrzymanych w trakcie trwania semestru: analizy wpływu, prezentacji i zagadnień z komunikacji; brak</w:t>
+              <w:t>ocena pracy podczas ćwiczenia; prezentacja elementu zespołowej pracy semestralnej</w:t>
             </w:r>
           </w:p>
         </w:tc>
@@ -3696,7 +3669,7 @@
                 <w:i w:val="0"/>
                 <w:sz w:val="22"/>
               </w:rPr>
-              <w:t>wykład z elementami dyskusji z prezentacją multimedialną, wykład zaproszony; burza mózgów; rozwiązywanie zadań; analiza przypadków; Kryteria oceny; ustalenie oceny zaliczeniowej na podstawie ocen cząstkowych otrzymanych w trakcie trwania semestru: analizy wpływu, prezentacji i zagadnień z komunikacji; brak</w:t>
+              <w:t>ocena pracy podczas ćwiczenia; prezentacja elementu zespołowej pracy semestralnej</w:t>
             </w:r>
           </w:p>
         </w:tc>
@@ -3860,7 +3833,7 @@
                 <w:i w:val="0"/>
                 <w:sz w:val="22"/>
               </w:rPr>
-              <w:t>wykład z elementami dyskusji z prezentacją multimedialną, wykład zaproszony; burza mózgów; rozwiązywanie zadań; analiza przypadków; Kryteria oceny; ustalenie oceny zaliczeniowej na podstawie ocen cząstkowych otrzymanych w trakcie trwania semestru: analizy wpływu, prezentacji i zagadnień z komunikacji; brak</w:t>
+              <w:t>ocena pracy podczas ćwiczenia; prezentacja elementu zespołowej pracy semestralnej</w:t>
             </w:r>
           </w:p>
         </w:tc>
@@ -3919,7 +3892,7 @@
                 <w:i w:val="0"/>
                 <w:sz w:val="22"/>
               </w:rPr>
-              <w:t>wykład z elementami dyskusji z prezentacją multimedialną, wykład zaproszony; burza mózgów; rozwiązywanie zadań; analiza przypadków; Kryteria oceny; ustalenie oceny zaliczeniowej na podstawie ocen cząstkowych otrzymanych w trakcie trwania semestru: analizy wpływu, prezentacji i zagadnień z komunikacji; brak</w:t>
+              <w:t>ocena pracy podczas ćwiczenia; prezentacja elementu zespołowej pracy semestralnej</w:t>
             </w:r>
           </w:p>
         </w:tc>
@@ -3977,7 +3950,7 @@
                 <w:i w:val="0"/>
                 <w:sz w:val="22"/>
               </w:rPr>
-              <w:t>wykład z elementami dyskusji z prezentacją multimedialną, wykład zaproszony; burza mózgów; rozwiązywanie zadań; analiza przypadków; Kryteria oceny; ustalenie oceny zaliczeniowej na podstawie ocen cząstkowych otrzymanych w trakcie trwania semestru: analizy wpływu, prezentacji i zagadnień z komunikacji; brak</w:t>
+              <w:t>ocena pracy podczas ćwiczenia; prezentacja elementu zespołowej pracy semestralnej</w:t>
             </w:r>
           </w:p>
         </w:tc>
@@ -4035,7 +4008,7 @@
                 <w:i w:val="0"/>
                 <w:sz w:val="22"/>
               </w:rPr>
-              <w:t>wykład z elementami dyskusji z prezentacją multimedialną, wykład zaproszony; burza mózgów; rozwiązywanie zadań; analiza przypadków; Kryteria oceny; ustalenie oceny zaliczeniowej na podstawie ocen cząstkowych otrzymanych w trakcie trwania semestru: analizy wpływu, prezentacji i zagadnień z komunikacji; brak</w:t>
+              <w:t>ocena pracy podczas ćwiczenia; prezentacja elementu zespołowej pracy semestralnej</w:t>
             </w:r>
           </w:p>
         </w:tc>
@@ -4199,7 +4172,7 @@
                 <w:i w:val="0"/>
                 <w:sz w:val="22"/>
               </w:rPr>
-              <w:t>wykład z elementami dyskusji z prezentacją multimedialną, wykład zaproszony; burza mózgów; rozwiązywanie zadań; analiza przypadków; Kryteria oceny; ustalenie oceny zaliczeniowej na podstawie ocen cząstkowych otrzymanych w trakcie trwania semestru: analizy wpływu, prezentacji i zagadnień z komunikacji; brak</w:t>
+              <w:t>ocena pracy podczas ćwiczenia; prezentacja elementu zespołowej pracy semestralnej</w:t>
             </w:r>
           </w:p>
         </w:tc>
@@ -4258,7 +4231,7 @@
                 <w:i w:val="0"/>
                 <w:sz w:val="22"/>
               </w:rPr>
-              <w:t>wykład z elementami dyskusji z prezentacją multimedialną, wykład zaproszony; burza mózgów; rozwiązywanie zadań; analiza przypadków; Kryteria oceny; ustalenie oceny zaliczeniowej na podstawie ocen cząstkowych otrzymanych w trakcie trwania semestru: analizy wpływu, prezentacji i zagadnień z komunikacji; brak</w:t>
+              <w:t>ocena pracy podczas ćwiczenia; prezentacja elementu zespołowej pracy semestralnej</w:t>
             </w:r>
           </w:p>
         </w:tc>
@@ -4317,7 +4290,7 @@
                 <w:i w:val="0"/>
                 <w:sz w:val="22"/>
               </w:rPr>
-              <w:t>wykład z elementami dyskusji z prezentacją multimedialną, wykład zaproszony; burza mózgów; rozwiązywanie zadań; analiza przypadków; Kryteria oceny; ustalenie oceny zaliczeniowej na podstawie ocen cząstkowych otrzymanych w trakcie trwania semestru: analizy wpływu, prezentacji i zagadnień z komunikacji; brak</w:t>
+              <w:t>ocena pracy podczas ćwiczenia; prezentacja elementu zespołowej pracy semestralnej</w:t>
             </w:r>
           </w:p>
         </w:tc>
@@ -4375,7 +4348,7 @@
                 <w:i w:val="0"/>
                 <w:sz w:val="22"/>
               </w:rPr>
-              <w:t>wykład z elementami dyskusji z prezentacją multimedialną, wykład zaproszony; burza mózgów; rozwiązywanie zadań; analiza przypadków; Kryteria oceny; ustalenie oceny zaliczeniowej na podstawie ocen cząstkowych otrzymanych w trakcie trwania semestru: analizy wpływu, prezentacji i zagadnień z komunikacji; brak</w:t>
+              <w:t>ocena pracy podczas ćwiczenia; prezentacja elementu zespołowej pracy semestralnej</w:t>
             </w:r>
           </w:p>
         </w:tc>

--- a/public/assets/files/niestacjonarne/SAI.docx
+++ b/public/assets/files/niestacjonarne/SAI.docx
@@ -315,7 +315,7 @@
                 <w:i w:val="0"/>
                 <w:sz w:val="22"/>
               </w:rPr>
-              <w:t>4</w:t>
+              <w:t>3</w:t>
             </w:r>
           </w:p>
         </w:tc>
@@ -1093,7 +1093,7 @@
                 <w:i w:val="0"/>
                 <w:sz w:val="22"/>
               </w:rPr>
-              <w:t>68</w:t>
+              <w:t>58</w:t>
             </w:r>
           </w:p>
         </w:tc>
@@ -1113,7 +1113,7 @@
                 <w:i w:val="0"/>
                 <w:sz w:val="22"/>
               </w:rPr>
-              <w:t>2.7</w:t>
+              <w:t>2.3</w:t>
             </w:r>
           </w:p>
         </w:tc>

--- a/public/assets/files/niestacjonarne/SAI.docx
+++ b/public/assets/files/niestacjonarne/SAI.docx
@@ -1093,7 +1093,7 @@
                 <w:i w:val="0"/>
                 <w:sz w:val="22"/>
               </w:rPr>
-              <w:t>58</w:t>
+              <w:t>43</w:t>
             </w:r>
           </w:p>
         </w:tc>
@@ -1113,7 +1113,7 @@
                 <w:i w:val="0"/>
                 <w:sz w:val="22"/>
               </w:rPr>
-              <w:t>2.3</w:t>
+              <w:t>1.7</w:t>
             </w:r>
           </w:p>
         </w:tc>

--- a/public/assets/files/niestacjonarne/SAI.docx
+++ b/public/assets/files/niestacjonarne/SAI.docx
@@ -3610,7 +3610,6 @@
                 <w:i w:val="0"/>
                 <w:sz w:val="22"/>
               </w:rPr>
-              <w:t>ocena pracy podczas ćwiczenia; prezentacja elementu zespołowej pracy semestralnej</w:t>
             </w:r>
           </w:p>
         </w:tc>
@@ -3669,7 +3668,6 @@
                 <w:i w:val="0"/>
                 <w:sz w:val="22"/>
               </w:rPr>
-              <w:t>ocena pracy podczas ćwiczenia; prezentacja elementu zespołowej pracy semestralnej</w:t>
             </w:r>
           </w:p>
         </w:tc>
@@ -3795,7 +3793,7 @@
                 <w:i w:val="0"/>
                 <w:sz w:val="22"/>
               </w:rPr>
-              <w:t>K_U25</w:t>
+              <w:t>K_U26</w:t>
             </w:r>
           </w:p>
         </w:tc>
@@ -3833,7 +3831,7 @@
                 <w:i w:val="0"/>
                 <w:sz w:val="22"/>
               </w:rPr>
-              <w:t>ocena pracy podczas ćwiczenia; prezentacja elementu zespołowej pracy semestralnej</w:t>
+              <w:t>ocena pracy podczas ćwiczenia, prezentacja elementu zespołowej pracy semestralnej</w:t>
             </w:r>
           </w:p>
         </w:tc>
@@ -3892,7 +3890,7 @@
                 <w:i w:val="0"/>
                 <w:sz w:val="22"/>
               </w:rPr>
-              <w:t>ocena pracy podczas ćwiczenia; prezentacja elementu zespołowej pracy semestralnej</w:t>
+              <w:t>ocena pracy podczas ćwiczenia, prezentacja elementu zespołowej pracy semestralnej</w:t>
             </w:r>
           </w:p>
         </w:tc>
@@ -3913,6 +3911,7 @@
                 <w:i w:val="0"/>
                 <w:sz w:val="22"/>
               </w:rPr>
+              <w:t>K_U25</w:t>
             </w:r>
           </w:p>
         </w:tc>
@@ -3950,7 +3949,7 @@
                 <w:i w:val="0"/>
                 <w:sz w:val="22"/>
               </w:rPr>
-              <w:t>ocena pracy podczas ćwiczenia; prezentacja elementu zespołowej pracy semestralnej</w:t>
+              <w:t>ocena pracy podczas ćwiczenia, prezentacja elementu zespołowej pracy semestralnej</w:t>
             </w:r>
           </w:p>
         </w:tc>
@@ -3971,6 +3970,7 @@
                 <w:i w:val="0"/>
                 <w:sz w:val="22"/>
               </w:rPr>
+              <w:t>K_U26</w:t>
             </w:r>
           </w:p>
         </w:tc>
@@ -4008,7 +4008,7 @@
                 <w:i w:val="0"/>
                 <w:sz w:val="22"/>
               </w:rPr>
-              <w:t>ocena pracy podczas ćwiczenia; prezentacja elementu zespołowej pracy semestralnej</w:t>
+              <w:t>ocena pracy podczas ćwiczenia, prezentacja elementu zespołowej pracy semestralnej</w:t>
             </w:r>
           </w:p>
         </w:tc>
@@ -4172,7 +4172,66 @@
                 <w:i w:val="0"/>
                 <w:sz w:val="22"/>
               </w:rPr>
-              <w:t>ocena pracy podczas ćwiczenia; prezentacja elementu zespołowej pracy semestralnej</w:t>
+              <w:t>ocena pracy podczas ćwiczenia, prezentacja elementu zespołowej pracy semestralnej</w:t>
+            </w:r>
+          </w:p>
+        </w:tc>
+      </w:tr>
+      <w:tr>
+        <w:tc>
+          <w:tcPr>
+            <w:tcW w:type="dxa" w:w="3324"/>
+          </w:tcPr>
+          <w:p>
+            <w:pPr>
+              <w:spacing w:before="20" w:after="20"/>
+            </w:pPr>
+            <w:r>
+              <w:rPr>
+                <w:rFonts w:ascii="Aptos" w:hAnsi="Aptos"/>
+                <w:b w:val="0"/>
+                <w:i w:val="0"/>
+                <w:sz w:val="22"/>
+              </w:rPr>
+              <w:t>K_K02</w:t>
+            </w:r>
+          </w:p>
+        </w:tc>
+        <w:tc>
+          <w:tcPr>
+            <w:tcW w:type="dxa" w:w="3324"/>
+          </w:tcPr>
+          <w:p>
+            <w:pPr>
+              <w:spacing w:before="20" w:after="20"/>
+            </w:pPr>
+            <w:r>
+              <w:rPr>
+                <w:rFonts w:ascii="Aptos" w:hAnsi="Aptos"/>
+                <w:b w:val="0"/>
+                <w:i w:val="0"/>
+                <w:sz w:val="22"/>
+              </w:rPr>
+              <w:t>Student jest gotów do  podejmowania dyskusji (także poza uczelnią) na temat konsekwencji działalności inżynierskiej oraz związaną z tym odpowiedzialnością</w:t>
+            </w:r>
+          </w:p>
+        </w:tc>
+        <w:tc>
+          <w:tcPr>
+            <w:tcW w:type="dxa" w:w="3324"/>
+          </w:tcPr>
+          <w:p>
+            <w:pPr>
+              <w:spacing w:before="20" w:after="20"/>
+            </w:pPr>
+            <w:r>
+              <w:rPr>
+                <w:rFonts w:ascii="Aptos" w:hAnsi="Aptos"/>
+                <w:b w:val="0"/>
+                <w:i w:val="0"/>
+                <w:sz w:val="22"/>
+              </w:rPr>
+              <w:t>ocena pracy podczas ćwiczenia, prezentacja elementu zespołowej pracy semestralnej</w:t>
             </w:r>
           </w:p>
         </w:tc>
@@ -4212,7 +4271,7 @@
                 <w:i w:val="0"/>
                 <w:sz w:val="22"/>
               </w:rPr>
-              <w:t>Student jest gotów do  podejmowania dyskusji (także poza uczelnią) na temat konsekwencji działalności inżynierskiej oraz związaną z tym odpowiedzialnością</w:t>
+              <w:t>Student jest gotów do  zaangażowania się w rozwiązywanie problemów etyczno-prawnych w zakresie realizowanego projektu</w:t>
             </w:r>
           </w:p>
         </w:tc>
@@ -4231,7 +4290,7 @@
                 <w:i w:val="0"/>
                 <w:sz w:val="22"/>
               </w:rPr>
-              <w:t>ocena pracy podczas ćwiczenia; prezentacja elementu zespołowej pracy semestralnej</w:t>
+              <w:t>ocena pracy podczas ćwiczenia, prezentacja elementu zespołowej pracy semestralnej</w:t>
             </w:r>
           </w:p>
         </w:tc>
@@ -4271,64 +4330,6 @@
                 <w:i w:val="0"/>
                 <w:sz w:val="22"/>
               </w:rPr>
-              <w:t>Student jest gotów do  zaangażowania się w rozwiązywanie problemów etyczno-prawnych w zakresie realizowanego projektu</w:t>
-            </w:r>
-          </w:p>
-        </w:tc>
-        <w:tc>
-          <w:tcPr>
-            <w:tcW w:type="dxa" w:w="3324"/>
-          </w:tcPr>
-          <w:p>
-            <w:pPr>
-              <w:spacing w:before="20" w:after="20"/>
-            </w:pPr>
-            <w:r>
-              <w:rPr>
-                <w:rFonts w:ascii="Aptos" w:hAnsi="Aptos"/>
-                <w:b w:val="0"/>
-                <w:i w:val="0"/>
-                <w:sz w:val="22"/>
-              </w:rPr>
-              <w:t>ocena pracy podczas ćwiczenia; prezentacja elementu zespołowej pracy semestralnej</w:t>
-            </w:r>
-          </w:p>
-        </w:tc>
-      </w:tr>
-      <w:tr>
-        <w:tc>
-          <w:tcPr>
-            <w:tcW w:type="dxa" w:w="3324"/>
-          </w:tcPr>
-          <w:p>
-            <w:pPr>
-              <w:spacing w:before="20" w:after="20"/>
-            </w:pPr>
-            <w:r>
-              <w:rPr>
-                <w:rFonts w:ascii="Aptos" w:hAnsi="Aptos"/>
-                <w:b w:val="0"/>
-                <w:i w:val="0"/>
-                <w:sz w:val="22"/>
-              </w:rPr>
-            </w:r>
-          </w:p>
-        </w:tc>
-        <w:tc>
-          <w:tcPr>
-            <w:tcW w:type="dxa" w:w="3324"/>
-          </w:tcPr>
-          <w:p>
-            <w:pPr>
-              <w:spacing w:before="20" w:after="20"/>
-            </w:pPr>
-            <w:r>
-              <w:rPr>
-                <w:rFonts w:ascii="Aptos" w:hAnsi="Aptos"/>
-                <w:b w:val="0"/>
-                <w:i w:val="0"/>
-                <w:sz w:val="22"/>
-              </w:rPr>
               <w:t>Student jest gotów do  wykorzystywania umiejętności miękkich z zakresu komunikacji i adaptacji do sytuacji</w:t>
             </w:r>
           </w:p>
@@ -4348,7 +4349,7 @@
                 <w:i w:val="0"/>
                 <w:sz w:val="22"/>
               </w:rPr>
-              <w:t>ocena pracy podczas ćwiczenia; prezentacja elementu zespołowej pracy semestralnej</w:t>
+              <w:t>ocena pracy podczas ćwiczenia, prezentacja elementu zespołowej pracy semestralnej</w:t>
             </w:r>
           </w:p>
         </w:tc>

--- a/public/assets/files/niestacjonarne/SAI.docx
+++ b/public/assets/files/niestacjonarne/SAI.docx
@@ -1935,14 +1935,13 @@
       </w:tblPr>
       <w:tblGrid>
         <w:gridCol w:w="680"/>
-        <w:gridCol w:w="4536"/>
-        <w:gridCol w:w="4252"/>
+        <w:gridCol w:w="8788"/>
       </w:tblGrid>
       <w:tr>
         <w:tc>
           <w:tcPr>
             <w:tcW w:type="dxa" w:w="9468"/>
-            <w:gridSpan w:val="3"/>
+            <w:gridSpan w:val="2"/>
             <w:shd w:val="clear" w:color="auto" w:fill="D9D9D9"/>
           </w:tcPr>
           <w:p>
@@ -1984,7 +1983,7 @@
         </w:tc>
         <w:tc>
           <w:tcPr>
-            <w:tcW w:type="dxa" w:w="4536"/>
+            <w:tcW w:type="dxa" w:w="8788"/>
             <w:shd w:val="clear" w:color="auto" w:fill="D9D9D9"/>
           </w:tcPr>
           <w:p>
@@ -1998,27 +1997,7 @@
                 <w:i w:val="0"/>
                 <w:sz w:val="16"/>
               </w:rPr>
-              <w:t>Wykład</w:t>
-            </w:r>
-          </w:p>
-        </w:tc>
-        <w:tc>
-          <w:tcPr>
-            <w:tcW w:type="dxa" w:w="4252"/>
-            <w:shd w:val="clear" w:color="auto" w:fill="D9D9D9"/>
-          </w:tcPr>
-          <w:p>
-            <w:pPr>
-              <w:spacing w:before="20" w:after="20"/>
-            </w:pPr>
-            <w:r>
-              <w:rPr>
-                <w:rFonts w:ascii="Aptos" w:hAnsi="Aptos"/>
-                <w:b/>
-                <w:i w:val="0"/>
-                <w:sz w:val="16"/>
-              </w:rPr>
-              <w:t>Ćwiczenia / Laboratorium / Pracownia</w:t>
+              <w:t>Treści programowe</w:t>
             </w:r>
           </w:p>
         </w:tc>
@@ -2045,7 +2024,7 @@
         </w:tc>
         <w:tc>
           <w:tcPr>
-            <w:tcW w:type="dxa" w:w="4536"/>
+            <w:tcW w:type="dxa" w:w="8788"/>
           </w:tcPr>
           <w:p>
             <w:pPr>
@@ -2059,24 +2038,6 @@
                 <w:sz w:val="22"/>
               </w:rPr>
               <w:t>Społeczny kontekst informatyki; odpowiedzialność zawodowa i etyczna. Profesjonalizm w inżynierii oprogramowania. Wprowadzenie do zajęć. Dyskusja tematów związanych ze społecznymi aspektami wykorzystania Internetu Analiza zawartości i zakresu ACM/IEEE Code of Ethics and Professional Practice</w:t>
-            </w:r>
-          </w:p>
-        </w:tc>
-        <w:tc>
-          <w:tcPr>
-            <w:tcW w:type="dxa" w:w="4252"/>
-          </w:tcPr>
-          <w:p>
-            <w:pPr>
-              <w:spacing w:before="20" w:after="20"/>
-            </w:pPr>
-            <w:r>
-              <w:rPr>
-                <w:rFonts w:ascii="Aptos" w:hAnsi="Aptos"/>
-                <w:b w:val="0"/>
-                <w:i w:val="0"/>
-                <w:sz w:val="22"/>
-              </w:rPr>
             </w:r>
           </w:p>
         </w:tc>
@@ -2103,7 +2064,7 @@
         </w:tc>
         <w:tc>
           <w:tcPr>
-            <w:tcW w:type="dxa" w:w="4536"/>
+            <w:tcW w:type="dxa" w:w="8788"/>
           </w:tcPr>
           <w:p>
             <w:pPr>
@@ -2117,24 +2078,6 @@
                 <w:sz w:val="22"/>
               </w:rPr>
               <w:t>Wyzwania pracy w zespołach zdalnych i rozproszonych.Strategie pracy i narzędzia usprawniające pracę w zespołach zdalnych i rozproszonych</w:t>
-            </w:r>
-          </w:p>
-        </w:tc>
-        <w:tc>
-          <w:tcPr>
-            <w:tcW w:type="dxa" w:w="4252"/>
-          </w:tcPr>
-          <w:p>
-            <w:pPr>
-              <w:spacing w:before="20" w:after="20"/>
-            </w:pPr>
-            <w:r>
-              <w:rPr>
-                <w:rFonts w:ascii="Aptos" w:hAnsi="Aptos"/>
-                <w:b w:val="0"/>
-                <w:i w:val="0"/>
-                <w:sz w:val="22"/>
-              </w:rPr>
             </w:r>
           </w:p>
         </w:tc>
@@ -2161,7 +2104,7 @@
         </w:tc>
         <w:tc>
           <w:tcPr>
-            <w:tcW w:type="dxa" w:w="4536"/>
+            <w:tcW w:type="dxa" w:w="8788"/>
           </w:tcPr>
           <w:p>
             <w:pPr>
@@ -2175,24 +2118,6 @@
                 <w:sz w:val="22"/>
               </w:rPr>
               <w:t>Usprawnianie pracy i rozwiązywanie problemów w zespole informatycznym. Metodyka Scrum.Identyfikacja problemów (projekty inżynierskie)</w:t>
-            </w:r>
-          </w:p>
-        </w:tc>
-        <w:tc>
-          <w:tcPr>
-            <w:tcW w:type="dxa" w:w="4252"/>
-          </w:tcPr>
-          <w:p>
-            <w:pPr>
-              <w:spacing w:before="20" w:after="20"/>
-            </w:pPr>
-            <w:r>
-              <w:rPr>
-                <w:rFonts w:ascii="Aptos" w:hAnsi="Aptos"/>
-                <w:b w:val="0"/>
-                <w:i w:val="0"/>
-                <w:sz w:val="22"/>
-              </w:rPr>
             </w:r>
           </w:p>
         </w:tc>
@@ -2219,7 +2144,7 @@
         </w:tc>
         <w:tc>
           <w:tcPr>
-            <w:tcW w:type="dxa" w:w="4536"/>
+            <w:tcW w:type="dxa" w:w="8788"/>
           </w:tcPr>
           <w:p>
             <w:pPr>
@@ -2233,24 +2158,6 @@
                 <w:sz w:val="22"/>
               </w:rPr>
               <w:t>Rozszerzona analiza wpływu. Potrzeba, usytuowanie, zakres. Metoda SODIS (Software Development Impact Statement).Prowadzenie analizy rozszerzonej metodą SoDIS</w:t>
-            </w:r>
-          </w:p>
-        </w:tc>
-        <w:tc>
-          <w:tcPr>
-            <w:tcW w:type="dxa" w:w="4252"/>
-          </w:tcPr>
-          <w:p>
-            <w:pPr>
-              <w:spacing w:before="20" w:after="20"/>
-            </w:pPr>
-            <w:r>
-              <w:rPr>
-                <w:rFonts w:ascii="Aptos" w:hAnsi="Aptos"/>
-                <w:b w:val="0"/>
-                <w:i w:val="0"/>
-                <w:sz w:val="22"/>
-              </w:rPr>
             </w:r>
           </w:p>
         </w:tc>
@@ -2277,7 +2184,7 @@
         </w:tc>
         <w:tc>
           <w:tcPr>
-            <w:tcW w:type="dxa" w:w="4536"/>
+            <w:tcW w:type="dxa" w:w="8788"/>
           </w:tcPr>
           <w:p>
             <w:pPr>
@@ -2291,24 +2198,6 @@
                 <w:sz w:val="22"/>
               </w:rPr>
               <w:t>Ryzyko w projekcie informatycznym. Ryzyko i odpowiedzialność związane z systemami informatycznymi.Wprowadzenie do analizy ryzyka na przykładzie wczesnego etapu projektów inżynierskich</w:t>
-            </w:r>
-          </w:p>
-        </w:tc>
-        <w:tc>
-          <w:tcPr>
-            <w:tcW w:type="dxa" w:w="4252"/>
-          </w:tcPr>
-          <w:p>
-            <w:pPr>
-              <w:spacing w:before="20" w:after="20"/>
-            </w:pPr>
-            <w:r>
-              <w:rPr>
-                <w:rFonts w:ascii="Aptos" w:hAnsi="Aptos"/>
-                <w:b w:val="0"/>
-                <w:i w:val="0"/>
-                <w:sz w:val="22"/>
-              </w:rPr>
             </w:r>
           </w:p>
         </w:tc>
@@ -2335,7 +2224,7 @@
         </w:tc>
         <w:tc>
           <w:tcPr>
-            <w:tcW w:type="dxa" w:w="4536"/>
+            <w:tcW w:type="dxa" w:w="8788"/>
           </w:tcPr>
           <w:p>
             <w:pPr>
@@ -2349,24 +2238,6 @@
                 <w:sz w:val="22"/>
               </w:rPr>
               <w:t>Obszary styku i zagrożeń; przedsiębiorczość; wiarygodność; zjawiska społeczne i kulturowe, swoboda wypowiedzi, własność intelektualnaĆwiczenie sztuki prezentacji</w:t>
-            </w:r>
-          </w:p>
-        </w:tc>
-        <w:tc>
-          <w:tcPr>
-            <w:tcW w:type="dxa" w:w="4252"/>
-          </w:tcPr>
-          <w:p>
-            <w:pPr>
-              <w:spacing w:before="20" w:after="20"/>
-            </w:pPr>
-            <w:r>
-              <w:rPr>
-                <w:rFonts w:ascii="Aptos" w:hAnsi="Aptos"/>
-                <w:b w:val="0"/>
-                <w:i w:val="0"/>
-                <w:sz w:val="22"/>
-              </w:rPr>
             </w:r>
           </w:p>
         </w:tc>
@@ -2393,7 +2264,7 @@
         </w:tc>
         <w:tc>
           <w:tcPr>
-            <w:tcW w:type="dxa" w:w="4536"/>
+            <w:tcW w:type="dxa" w:w="8788"/>
           </w:tcPr>
           <w:p>
             <w:pPr>
@@ -2407,24 +2278,6 @@
                 <w:sz w:val="22"/>
               </w:rPr>
               <w:t>Znaczenie „czynnika ludzkiego” w projekcie</w:t>
-            </w:r>
-          </w:p>
-        </w:tc>
-        <w:tc>
-          <w:tcPr>
-            <w:tcW w:type="dxa" w:w="4252"/>
-          </w:tcPr>
-          <w:p>
-            <w:pPr>
-              <w:spacing w:before="20" w:after="20"/>
-            </w:pPr>
-            <w:r>
-              <w:rPr>
-                <w:rFonts w:ascii="Aptos" w:hAnsi="Aptos"/>
-                <w:b w:val="0"/>
-                <w:i w:val="0"/>
-                <w:sz w:val="22"/>
-              </w:rPr>
             </w:r>
           </w:p>
         </w:tc>
@@ -2451,7 +2304,7 @@
         </w:tc>
         <w:tc>
           <w:tcPr>
-            <w:tcW w:type="dxa" w:w="4536"/>
+            <w:tcW w:type="dxa" w:w="8788"/>
           </w:tcPr>
           <w:p>
             <w:pPr>
@@ -2465,24 +2318,6 @@
                 <w:sz w:val="22"/>
               </w:rPr>
               <w:t>informatycznym – szanse i zagrożeniaAnaliza studium przypadku produktów, usług i firm informatycznych – czynników decydujących o sukcesie/porażce</w:t>
-            </w:r>
-          </w:p>
-        </w:tc>
-        <w:tc>
-          <w:tcPr>
-            <w:tcW w:type="dxa" w:w="4252"/>
-          </w:tcPr>
-          <w:p>
-            <w:pPr>
-              <w:spacing w:before="20" w:after="20"/>
-            </w:pPr>
-            <w:r>
-              <w:rPr>
-                <w:rFonts w:ascii="Aptos" w:hAnsi="Aptos"/>
-                <w:b w:val="0"/>
-                <w:i w:val="0"/>
-                <w:sz w:val="22"/>
-              </w:rPr>
             </w:r>
           </w:p>
         </w:tc>
@@ -2509,7 +2344,7 @@
         </w:tc>
         <w:tc>
           <w:tcPr>
-            <w:tcW w:type="dxa" w:w="4536"/>
+            <w:tcW w:type="dxa" w:w="8788"/>
           </w:tcPr>
           <w:p>
             <w:pPr>
@@ -2523,24 +2358,6 @@
                 <w:sz w:val="22"/>
               </w:rPr>
               <w:t>Wybrane aspekty efektywnej pracy zespołowejAnaliza strategii i narzędzi sprzyjających pracy zespołowej</w:t>
-            </w:r>
-          </w:p>
-        </w:tc>
-        <w:tc>
-          <w:tcPr>
-            <w:tcW w:type="dxa" w:w="4252"/>
-          </w:tcPr>
-          <w:p>
-            <w:pPr>
-              <w:spacing w:before="20" w:after="20"/>
-            </w:pPr>
-            <w:r>
-              <w:rPr>
-                <w:rFonts w:ascii="Aptos" w:hAnsi="Aptos"/>
-                <w:b w:val="0"/>
-                <w:i w:val="0"/>
-                <w:sz w:val="22"/>
-              </w:rPr>
             </w:r>
           </w:p>
         </w:tc>
@@ -2567,7 +2384,7 @@
         </w:tc>
         <w:tc>
           <w:tcPr>
-            <w:tcW w:type="dxa" w:w="4536"/>
+            <w:tcW w:type="dxa" w:w="8788"/>
           </w:tcPr>
           <w:p>
             <w:pPr>
@@ -2581,24 +2398,6 @@
                 <w:sz w:val="22"/>
               </w:rPr>
               <w:t>Psychologiczne aspekty skutecznej komunikacji. Od myślenia abstrakcyjnego do konkretyzacji przekazu.Analiza i projektowanie protokołów komunikacyjnych – zastosowanie w projekcie inżynierskim</w:t>
-            </w:r>
-          </w:p>
-        </w:tc>
-        <w:tc>
-          <w:tcPr>
-            <w:tcW w:type="dxa" w:w="4252"/>
-          </w:tcPr>
-          <w:p>
-            <w:pPr>
-              <w:spacing w:before="20" w:after="20"/>
-            </w:pPr>
-            <w:r>
-              <w:rPr>
-                <w:rFonts w:ascii="Aptos" w:hAnsi="Aptos"/>
-                <w:b w:val="0"/>
-                <w:i w:val="0"/>
-                <w:sz w:val="22"/>
-              </w:rPr>
             </w:r>
           </w:p>
         </w:tc>
@@ -2625,7 +2424,7 @@
         </w:tc>
         <w:tc>
           <w:tcPr>
-            <w:tcW w:type="dxa" w:w="4536"/>
+            <w:tcW w:type="dxa" w:w="8788"/>
           </w:tcPr>
           <w:p>
             <w:pPr>
@@ -2639,24 +2438,6 @@
                 <w:sz w:val="22"/>
               </w:rPr>
               <w:t>Prezentowanie informacji. StorytellingZasady efektywnej prezentacji danych</w:t>
-            </w:r>
-          </w:p>
-        </w:tc>
-        <w:tc>
-          <w:tcPr>
-            <w:tcW w:type="dxa" w:w="4252"/>
-          </w:tcPr>
-          <w:p>
-            <w:pPr>
-              <w:spacing w:before="20" w:after="20"/>
-            </w:pPr>
-            <w:r>
-              <w:rPr>
-                <w:rFonts w:ascii="Aptos" w:hAnsi="Aptos"/>
-                <w:b w:val="0"/>
-                <w:i w:val="0"/>
-                <w:sz w:val="22"/>
-              </w:rPr>
             </w:r>
           </w:p>
         </w:tc>
@@ -2683,7 +2464,7 @@
         </w:tc>
         <w:tc>
           <w:tcPr>
-            <w:tcW w:type="dxa" w:w="4536"/>
+            <w:tcW w:type="dxa" w:w="8788"/>
           </w:tcPr>
           <w:p>
             <w:pPr>
@@ -2697,24 +2478,6 @@
                 <w:sz w:val="22"/>
               </w:rPr>
               <w:t>Aspekty prawne budowy i działania systemów informatycznych; audyt informatycznyPrzygotowanie i prezentacja seminaryjna tematów związanych z zagadnieniami prywatności i swobód obywatelskich</w:t>
-            </w:r>
-          </w:p>
-        </w:tc>
-        <w:tc>
-          <w:tcPr>
-            <w:tcW w:type="dxa" w:w="4252"/>
-          </w:tcPr>
-          <w:p>
-            <w:pPr>
-              <w:spacing w:before="20" w:after="20"/>
-            </w:pPr>
-            <w:r>
-              <w:rPr>
-                <w:rFonts w:ascii="Aptos" w:hAnsi="Aptos"/>
-                <w:b w:val="0"/>
-                <w:i w:val="0"/>
-                <w:sz w:val="22"/>
-              </w:rPr>
             </w:r>
           </w:p>
         </w:tc>
@@ -2741,7 +2504,7 @@
         </w:tc>
         <w:tc>
           <w:tcPr>
-            <w:tcW w:type="dxa" w:w="4536"/>
+            <w:tcW w:type="dxa" w:w="8788"/>
           </w:tcPr>
           <w:p>
             <w:pPr>
@@ -2755,24 +2518,6 @@
                 <w:sz w:val="22"/>
               </w:rPr>
               <w:t>Własność intelektualna. Zagadnienia prywatności, swobód obywatelskich (wykład zaproszony)Przygotowanie i prezentacja seminaryjna tematów związanych z aspektami prawnymi budowy i działania systemów informatycznych</w:t>
-            </w:r>
-          </w:p>
-        </w:tc>
-        <w:tc>
-          <w:tcPr>
-            <w:tcW w:type="dxa" w:w="4252"/>
-          </w:tcPr>
-          <w:p>
-            <w:pPr>
-              <w:spacing w:before="20" w:after="20"/>
-            </w:pPr>
-            <w:r>
-              <w:rPr>
-                <w:rFonts w:ascii="Aptos" w:hAnsi="Aptos"/>
-                <w:b w:val="0"/>
-                <w:i w:val="0"/>
-                <w:sz w:val="22"/>
-              </w:rPr>
             </w:r>
           </w:p>
         </w:tc>
@@ -2799,7 +2544,7 @@
         </w:tc>
         <w:tc>
           <w:tcPr>
-            <w:tcW w:type="dxa" w:w="4536"/>
+            <w:tcW w:type="dxa" w:w="8788"/>
           </w:tcPr>
           <w:p>
             <w:pPr>
@@ -2813,24 +2558,6 @@
                 <w:sz w:val="22"/>
               </w:rPr>
               <w:t>Slow Tech Analiza studium przypadków</w:t>
-            </w:r>
-          </w:p>
-        </w:tc>
-        <w:tc>
-          <w:tcPr>
-            <w:tcW w:type="dxa" w:w="4252"/>
-          </w:tcPr>
-          <w:p>
-            <w:pPr>
-              <w:spacing w:before="20" w:after="20"/>
-            </w:pPr>
-            <w:r>
-              <w:rPr>
-                <w:rFonts w:ascii="Aptos" w:hAnsi="Aptos"/>
-                <w:b w:val="0"/>
-                <w:i w:val="0"/>
-                <w:sz w:val="22"/>
-              </w:rPr>
             </w:r>
           </w:p>
         </w:tc>
@@ -2857,7 +2584,7 @@
         </w:tc>
         <w:tc>
           <w:tcPr>
-            <w:tcW w:type="dxa" w:w="4536"/>
+            <w:tcW w:type="dxa" w:w="8788"/>
           </w:tcPr>
           <w:p>
             <w:pPr>
@@ -2871,24 +2598,6 @@
                 <w:sz w:val="22"/>
               </w:rPr>
               <w:t>Metody i narzędzia analizy aspektów etyki w projekcie informatycznym. Analiza przypadku, podejście proceduralne; wzorce etyczneAnaliza wybranych przypadków metodą Bynuma i Rogersona</w:t>
-            </w:r>
-          </w:p>
-        </w:tc>
-        <w:tc>
-          <w:tcPr>
-            <w:tcW w:type="dxa" w:w="4252"/>
-          </w:tcPr>
-          <w:p>
-            <w:pPr>
-              <w:spacing w:before="20" w:after="20"/>
-            </w:pPr>
-            <w:r>
-              <w:rPr>
-                <w:rFonts w:ascii="Aptos" w:hAnsi="Aptos"/>
-                <w:b w:val="0"/>
-                <w:i w:val="0"/>
-                <w:sz w:val="22"/>
-              </w:rPr>
             </w:r>
           </w:p>
         </w:tc>
@@ -2915,7 +2624,7 @@
         </w:tc>
         <w:tc>
           <w:tcPr>
-            <w:tcW w:type="dxa" w:w="4536"/>
+            <w:tcW w:type="dxa" w:w="8788"/>
           </w:tcPr>
           <w:p>
             <w:pPr>
@@ -2929,24 +2638,6 @@
                 <w:sz w:val="22"/>
               </w:rPr>
               <w:t>Problemy ochrony i poufności danych</w:t>
-            </w:r>
-          </w:p>
-        </w:tc>
-        <w:tc>
-          <w:tcPr>
-            <w:tcW w:type="dxa" w:w="4252"/>
-          </w:tcPr>
-          <w:p>
-            <w:pPr>
-              <w:spacing w:before="20" w:after="20"/>
-            </w:pPr>
-            <w:r>
-              <w:rPr>
-                <w:rFonts w:ascii="Aptos" w:hAnsi="Aptos"/>
-                <w:b w:val="0"/>
-                <w:i w:val="0"/>
-                <w:sz w:val="22"/>
-              </w:rPr>
             </w:r>
           </w:p>
         </w:tc>

--- a/public/assets/files/niestacjonarne/SAI.docx
+++ b/public/assets/files/niestacjonarne/SAI.docx
@@ -315,7 +315,7 @@
                 <w:i w:val="0"/>
                 <w:sz w:val="22"/>
               </w:rPr>
-              <w:t>3</w:t>
+              <w:t>4</w:t>
             </w:r>
           </w:p>
         </w:tc>
@@ -1093,7 +1093,7 @@
                 <w:i w:val="0"/>
                 <w:sz w:val="22"/>
               </w:rPr>
-              <w:t>43</w:t>
+              <w:t>68</w:t>
             </w:r>
           </w:p>
         </w:tc>
@@ -1113,7 +1113,7 @@
                 <w:i w:val="0"/>
                 <w:sz w:val="22"/>
               </w:rPr>
-              <w:t>1.7</w:t>
+              <w:t>2.7</w:t>
             </w:r>
           </w:p>
         </w:tc>
